--- a/Артефакты_теплопроводность_вариант30/Otchet_teploprovodnost_chip_variant30.docx
+++ b/Артефакты_теплопроводность_вариант30/Otchet_teploprovodnost_chip_variant30.docx
@@ -4,690 +4,723 @@
   <w:body>
     <w:p>
       <w:pPr>
-        <w:spacing w:before="0" w:after="0" w:line="360" w:lineRule="auto"/>
+        <w:spacing w:after="0" w:afterAutospacing="0" w:line="240" w:lineRule="auto"/>
+        <w:ind w:firstLine="0"/>
         <w:jc w:val="center"/>
+        <w:rPr>
+          <w:b/>
+          <w:bCs/>
+          <w:caps/>
+        </w:rPr>
       </w:pPr>
       <w:r>
         <w:rPr>
-          <w:rFonts w:ascii="Times New Roman" w:hAnsi="Times New Roman" w:eastAsia="Times New Roman"/>
           <w:b/>
-          <w:color w:val="000000"/>
-          <w:sz w:val="28"/>
+          <w:bCs/>
+          <w:caps/>
         </w:rPr>
         <w:t>ПЕРВОЕ ВЫСШЕЕ ТЕХНИЧЕСКОЕ УЧЕБНОЕ ЗАВЕДЕНИЕ РОССИИ</w:t>
       </w:r>
     </w:p>
     <w:p>
       <w:pPr>
-        <w:spacing w:before="0" w:after="0" w:line="360" w:lineRule="auto"/>
+        <w:ind w:firstLine="0"/>
         <w:jc w:val="center"/>
+        <w:rPr>
+          <w:lang w:eastAsia="ru-RU"/>
+        </w:rPr>
       </w:pPr>
       <w:r>
         <w:rPr>
-          <w:rFonts w:ascii="Times New Roman" w:hAnsi="Times New Roman" w:eastAsia="Times New Roman"/>
+          <w:lang w:eastAsia="ru-RU"/>
+        </w:rPr>
+        <w:drawing>
+          <wp:inline distT="0" distB="0" distL="0" distR="0">
+            <wp:extent cx="534670" cy="653415"/>
+            <wp:effectExtent l="0" t="0" r="24130" b="6985"/>
+            <wp:docPr id="7" name="_x0000_i1025"/>
+            <wp:cNvGraphicFramePr/>
+            <a:graphic xmlns:a="http://schemas.openxmlformats.org/drawingml/2006/main">
+              <a:graphicData uri="http://schemas.openxmlformats.org/drawingml/2006/picture">
+                <pic:pic xmlns:pic="http://schemas.openxmlformats.org/drawingml/2006/picture">
+                  <pic:nvPicPr>
+                    <pic:cNvPr id="7" name="_x0000_i1025"/>
+                    <pic:cNvPicPr/>
+                  </pic:nvPicPr>
+                  <pic:blipFill>
+                    <a:blip r:embed="rId7"/>
+                    <a:stretch>
+                      <a:fillRect/>
+                    </a:stretch>
+                  </pic:blipFill>
+                  <pic:spPr>
+                    <a:xfrm>
+                      <a:off x="0" y="0"/>
+                      <a:ext cx="534670" cy="653415"/>
+                    </a:xfrm>
+                    <a:prstGeom prst="rect">
+                      <a:avLst/>
+                    </a:prstGeom>
+                    <a:noFill/>
+                    <a:ln>
+                      <a:noFill/>
+                      <a:round/>
+                    </a:ln>
+                  </pic:spPr>
+                </pic:pic>
+              </a:graphicData>
+            </a:graphic>
+          </wp:inline>
+        </w:drawing>
+      </w:r>
+      <w:bookmarkStart w:id="0" w:name="_GoBack"/>
+      <w:bookmarkEnd w:id="0"/>
+    </w:p>
+    <w:p>
+      <w:pPr>
+        <w:ind w:firstLine="0"/>
+        <w:jc w:val="center"/>
+        <w:rPr>
           <w:b/>
-          <w:color w:val="000000"/>
-          <w:sz w:val="28"/>
+          <w:bCs/>
+          <w:caps/>
+        </w:rPr>
+      </w:pPr>
+      <w:r>
+        <w:rPr>
+          <w:b/>
+          <w:bCs/>
+          <w:caps/>
+          <w:sz w:val="22"/>
         </w:rPr>
         <w:t>МИНИСТЕРСТВО науки и высшего ОБРАЗОВАНИЯ РОССИЙСКОЙ ФЕДЕРАЦИИ</w:t>
       </w:r>
     </w:p>
     <w:p>
       <w:pPr>
-        <w:spacing w:before="0" w:after="0" w:line="360" w:lineRule="auto"/>
+        <w:spacing w:after="0" w:afterAutospacing="0" w:line="240" w:lineRule="auto"/>
+        <w:ind w:firstLine="0"/>
         <w:jc w:val="center"/>
+        <w:rPr>
+          <w:b/>
+          <w:bCs/>
+          <w:sz w:val="22"/>
+          <w:szCs w:val="22"/>
+        </w:rPr>
       </w:pPr>
       <w:r>
         <w:rPr>
-          <w:rFonts w:ascii="Times New Roman" w:hAnsi="Times New Roman" w:eastAsia="Times New Roman"/>
-          <w:b w:val="0"/>
-          <w:color w:val="000000"/>
-          <w:sz w:val="28"/>
+          <w:b/>
+          <w:bCs/>
+          <w:sz w:val="22"/>
+          <w:szCs w:val="22"/>
         </w:rPr>
         <w:t>федеральное государственное бюджетное образовательное учреждение высшего образования</w:t>
       </w:r>
     </w:p>
     <w:p>
       <w:pPr>
-        <w:spacing w:before="0" w:after="0" w:line="360" w:lineRule="auto"/>
+        <w:spacing w:after="240"/>
+        <w:ind w:firstLine="0"/>
         <w:jc w:val="center"/>
+        <w:rPr>
+          <w:b/>
+          <w:bCs/>
+          <w:caps/>
+          <w:sz w:val="22"/>
+          <w:szCs w:val="22"/>
+        </w:rPr>
       </w:pPr>
       <w:r>
         <w:rPr>
-          <w:rFonts w:ascii="Times New Roman" w:hAnsi="Times New Roman" w:eastAsia="Times New Roman"/>
           <w:b/>
-          <w:color w:val="000000"/>
-          <w:sz w:val="28"/>
+          <w:bCs/>
+          <w:caps/>
+          <w:sz w:val="22"/>
+          <w:szCs w:val="22"/>
         </w:rPr>
-        <w:t>Санкт-Петербургский горный университет императрицы Екатерины II</w:t>
+        <w:t xml:space="preserve">Санкт-Петербургский горный университет </w:t>
+      </w:r>
+      <w:r>
+        <w:rPr>
+          <w:b/>
+          <w:caps/>
+          <w:sz w:val="22"/>
+          <w:szCs w:val="22"/>
+        </w:rPr>
+        <w:t>императрицы Екатерины II</w:t>
       </w:r>
     </w:p>
     <w:p>
       <w:pPr>
-        <w:spacing w:before="0" w:after="0" w:line="360" w:lineRule="auto"/>
+        <w:tabs>
+          <w:tab w:val="center" w:pos="7088"/>
+          <w:tab w:val="center" w:pos="9072"/>
+        </w:tabs>
+        <w:spacing w:after="480"/>
+        <w:ind w:firstLine="0"/>
         <w:jc w:val="center"/>
       </w:pPr>
       <w:r>
-        <w:rPr>
-          <w:rFonts w:ascii="Times New Roman" w:hAnsi="Times New Roman" w:eastAsia="Times New Roman"/>
-          <w:b w:val="0"/>
-          <w:color w:val="000000"/>
-          <w:sz w:val="28"/>
-        </w:rPr>
         <w:t>Кафедра цифрового моделирования</w:t>
       </w:r>
     </w:p>
     <w:p>
       <w:pPr>
-        <w:spacing w:before="0" w:after="0" w:line="360" w:lineRule="auto"/>
+        <w:spacing w:after="960"/>
+        <w:ind w:firstLine="0"/>
         <w:jc w:val="center"/>
+        <w:rPr>
+          <w:b/>
+        </w:rPr>
       </w:pPr>
       <w:r>
         <w:rPr>
-          <w:rFonts w:ascii="Times New Roman" w:hAnsi="Times New Roman" w:eastAsia="Times New Roman"/>
           <w:b/>
-          <w:color w:val="000000"/>
-          <w:sz w:val="28"/>
         </w:rPr>
         <w:t>Отчет по практической работе</w:t>
       </w:r>
     </w:p>
     <w:p>
       <w:pPr>
-        <w:spacing w:before="0" w:after="0" w:line="360" w:lineRule="auto"/>
-        <w:jc w:val="left"/>
+        <w:tabs>
+          <w:tab w:val="center" w:pos="4678"/>
+          <w:tab w:val="right" w:pos="9356"/>
+        </w:tabs>
+        <w:spacing w:after="0" w:afterAutospacing="0" w:line="240" w:lineRule="auto"/>
+        <w:ind w:firstLine="0"/>
+        <w:rPr>
+          <w:u w:val="single"/>
+        </w:rPr>
       </w:pPr>
       <w:r>
-        <w:rPr>
-          <w:rFonts w:ascii="Times New Roman" w:hAnsi="Times New Roman" w:eastAsia="Times New Roman"/>
-          <w:b w:val="0"/>
-          <w:color w:val="000000"/>
-          <w:sz w:val="28"/>
-        </w:rPr>
         <w:t>По дисциплине</w:t>
       </w:r>
       <w:r>
         <w:rPr>
-          <w:rFonts w:ascii="Times New Roman" w:hAnsi="Times New Roman" w:eastAsia="Times New Roman"/>
-          <w:b w:val="0"/>
-          <w:color w:val="000000"/>
-          <w:sz w:val="28"/>
+          <w:u w:val="single"/>
         </w:rPr>
         <w:tab/>
       </w:r>
       <w:r>
         <w:rPr>
-          <w:rFonts w:ascii="Times New Roman" w:hAnsi="Times New Roman" w:eastAsia="Times New Roman"/>
-          <w:b w:val="0"/>
-          <w:color w:val="000000"/>
           <w:sz w:val="28"/>
+          <w:szCs w:val="28"/>
+          <w:u w:val="single"/>
+        </w:rPr>
+        <w:t>Цифровое моделирование</w:t>
+      </w:r>
+      <w:r>
+        <w:rPr>
+          <w:u w:val="single"/>
+        </w:rPr>
+        <w:tab/>
+      </w:r>
+    </w:p>
+    <w:p>
+      <w:pPr>
+        <w:tabs>
+          <w:tab w:val="center" w:pos="4678"/>
+        </w:tabs>
+        <w:spacing w:before="0" w:beforeAutospacing="0" w:line="240" w:lineRule="auto"/>
+        <w:ind w:firstLine="0"/>
+        <w:rPr>
+          <w:vertAlign w:val="superscript"/>
+        </w:rPr>
+      </w:pPr>
+      <w:r>
+        <w:rPr>
+          <w:vertAlign w:val="superscript"/>
         </w:rPr>
         <w:tab/>
       </w:r>
       <w:r>
         <w:rPr>
-          <w:rFonts w:ascii="Times New Roman" w:hAnsi="Times New Roman" w:eastAsia="Times New Roman"/>
-          <w:b w:val="0"/>
-          <w:color w:val="000000"/>
-          <w:sz w:val="28"/>
-        </w:rPr>
-        <w:t>Цифровое моделирование</w:t>
-      </w:r>
-    </w:p>
-    <w:p>
-      <w:pPr>
-        <w:spacing w:before="0" w:after="0" w:line="360" w:lineRule="auto"/>
-        <w:jc w:val="center"/>
-      </w:pPr>
-      <w:r>
-        <w:rPr>
-          <w:rFonts w:ascii="Times New Roman" w:hAnsi="Times New Roman" w:eastAsia="Times New Roman"/>
-          <w:b w:val="0"/>
-          <w:color w:val="000000"/>
-          <w:sz w:val="28"/>
+          <w:vertAlign w:val="superscript"/>
         </w:rPr>
         <w:t>(наименование учебной дисциплины согласно учебному плану)</w:t>
       </w:r>
     </w:p>
     <w:p>
       <w:pPr>
-        <w:spacing w:before="0" w:after="0" w:line="360" w:lineRule="auto"/>
+        <w:tabs>
+          <w:tab w:val="center" w:pos="4678"/>
+        </w:tabs>
+        <w:spacing w:before="0" w:beforeAutospacing="0" w:line="240" w:lineRule="auto"/>
+        <w:ind w:firstLine="0"/>
+      </w:pPr>
+    </w:p>
+    <w:p>
+      <w:pPr>
+        <w:tabs>
+          <w:tab w:val="left" w:pos="426"/>
+          <w:tab w:val="center" w:pos="4820"/>
+          <w:tab w:val="right" w:pos="9356"/>
+        </w:tabs>
+        <w:spacing w:before="0" w:beforeAutospacing="0" w:after="0" w:afterAutospacing="0" w:line="240" w:lineRule="auto"/>
+        <w:ind w:firstLine="0"/>
         <w:jc w:val="left"/>
+        <w:rPr>
+          <w:sz w:val="28"/>
+          <w:szCs w:val="28"/>
+          <w:u w:val="single"/>
+        </w:rPr>
       </w:pPr>
       <w:r>
-        <w:rPr>
-          <w:rFonts w:ascii="Times New Roman" w:hAnsi="Times New Roman" w:eastAsia="Times New Roman"/>
-          <w:b w:val="0"/>
-          <w:color w:val="000000"/>
-          <w:sz w:val="28"/>
-        </w:rPr>
         <w:t>Тема работы:</w:t>
       </w:r>
       <w:r>
         <w:rPr>
-          <w:rFonts w:ascii="Times New Roman" w:hAnsi="Times New Roman" w:eastAsia="Times New Roman"/>
-          <w:b w:val="0"/>
+          <w:rStyle w:val="164"/>
           <w:color w:val="000000"/>
           <w:sz w:val="28"/>
+          <w:szCs w:val="28"/>
+          <w:u w:val="single"/>
+          <w:shd w:val="clear" w:color="auto" w:fill="FFFFFF"/>
         </w:rPr>
         <w:tab/>
       </w:r>
       <w:r>
         <w:rPr>
-          <w:rFonts w:ascii="Times New Roman" w:hAnsi="Times New Roman" w:eastAsia="Times New Roman"/>
-          <w:b w:val="0"/>
+          <w:rStyle w:val="164"/>
           <w:color w:val="000000"/>
           <w:sz w:val="28"/>
+          <w:szCs w:val="28"/>
+          <w:u w:val="single"/>
+          <w:shd w:val="clear" w:color="auto" w:fill="FFFFFF"/>
+        </w:rPr>
+        <w:t>Модели аппроксимации и интерполяции</w:t>
+      </w:r>
+      <w:r>
+        <w:rPr>
+          <w:sz w:val="28"/>
+          <w:szCs w:val="28"/>
+          <w:u w:val="single"/>
+        </w:rPr>
+        <w:tab/>
+      </w:r>
+    </w:p>
+    <w:p>
+      <w:pPr>
+        <w:pBdr>
+          <w:top w:val="none" w:color="000000" w:sz="0" w:space="0"/>
+          <w:left w:val="none" w:color="000000" w:sz="0" w:space="0"/>
+          <w:bottom w:val="none" w:color="000000" w:sz="0" w:space="0"/>
+          <w:right w:val="none" w:color="000000" w:sz="0" w:space="0"/>
+        </w:pBdr>
+        <w:tabs>
+          <w:tab w:val="left" w:pos="2835"/>
+          <w:tab w:val="center" w:pos="3685"/>
+          <w:tab w:val="left" w:pos="4535"/>
+          <w:tab w:val="left" w:pos="5245"/>
+          <w:tab w:val="left" w:pos="6236"/>
+          <w:tab w:val="left" w:pos="7088"/>
+          <w:tab w:val="center" w:pos="8220"/>
+          <w:tab w:val="left" w:pos="9354"/>
+        </w:tabs>
+        <w:spacing w:after="0" w:afterAutospacing="0" w:line="240" w:lineRule="auto"/>
+        <w:ind w:firstLine="0"/>
+      </w:pPr>
+      <w:r>
+        <w:rPr>
+          <w:color w:val="000000"/>
+        </w:rPr>
+        <w:t>выполнил: студент гр.</w:t>
+      </w:r>
+      <w:r>
+        <w:rPr>
+          <w:color w:val="000000"/>
         </w:rPr>
         <w:tab/>
       </w:r>
       <w:r>
         <w:rPr>
-          <w:rFonts w:ascii="Times New Roman" w:hAnsi="Times New Roman" w:eastAsia="Times New Roman"/>
-          <w:b w:val="0"/>
           <w:color w:val="000000"/>
-          <w:sz w:val="28"/>
-        </w:rPr>
-        <w:t>Стационарная задача теплопроводности</w:t>
-      </w:r>
-    </w:p>
-    <w:p>
-      <w:pPr>
-        <w:spacing w:before="0" w:after="0" w:line="360" w:lineRule="auto"/>
-        <w:jc w:val="left"/>
-      </w:pPr>
-      <w:r>
-        <w:rPr>
-          <w:rFonts w:ascii="Times New Roman" w:hAnsi="Times New Roman" w:eastAsia="Times New Roman"/>
-          <w:b w:val="0"/>
-          <w:color w:val="000000"/>
-          <w:sz w:val="28"/>
-        </w:rPr>
-        <w:t>Вариант:</w:t>
-      </w:r>
-      <w:r>
-        <w:rPr>
-          <w:rFonts w:ascii="Times New Roman" w:hAnsi="Times New Roman" w:eastAsia="Times New Roman"/>
-          <w:b w:val="0"/>
-          <w:color w:val="000000"/>
-          <w:sz w:val="28"/>
+          <w:u w:val="single"/>
         </w:rPr>
         <w:tab/>
       </w:r>
       <w:r>
         <w:rPr>
-          <w:rFonts w:ascii="Times New Roman" w:hAnsi="Times New Roman" w:eastAsia="Times New Roman"/>
-          <w:b w:val="0"/>
           <w:color w:val="000000"/>
-          <w:sz w:val="28"/>
+          <w:u w:val="single"/>
+        </w:rPr>
+        <w:t>ОТ-24-21</w:t>
+      </w:r>
+      <w:r>
+        <w:rPr>
+          <w:color w:val="000000"/>
+          <w:u w:val="single"/>
         </w:rPr>
         <w:tab/>
       </w:r>
       <w:r>
         <w:rPr>
-          <w:rFonts w:ascii="Times New Roman" w:hAnsi="Times New Roman" w:eastAsia="Times New Roman"/>
-          <w:b w:val="0"/>
           <w:color w:val="000000"/>
-          <w:sz w:val="28"/>
-        </w:rPr>
-        <w:t>30</w:t>
-      </w:r>
-    </w:p>
-    <w:p>
-      <w:pPr>
-        <w:spacing w:before="0" w:after="0" w:line="360" w:lineRule="auto"/>
-        <w:jc w:val="left"/>
-      </w:pPr>
-      <w:r>
-        <w:rPr>
-          <w:rFonts w:ascii="Times New Roman" w:hAnsi="Times New Roman" w:eastAsia="Times New Roman"/>
-          <w:b w:val="0"/>
-          <w:color w:val="000000"/>
-          <w:sz w:val="28"/>
-        </w:rPr>
-        <w:t>выполнил: студент гр.</w:t>
-      </w:r>
-      <w:r>
-        <w:rPr>
-          <w:rFonts w:ascii="Times New Roman" w:hAnsi="Times New Roman" w:eastAsia="Times New Roman"/>
-          <w:b w:val="0"/>
-          <w:color w:val="000000"/>
-          <w:sz w:val="28"/>
         </w:rPr>
         <w:tab/>
       </w:r>
       <w:r>
         <w:rPr>
-          <w:rFonts w:ascii="Times New Roman" w:hAnsi="Times New Roman" w:eastAsia="Times New Roman"/>
-          <w:b w:val="0"/>
           <w:color w:val="000000"/>
-          <w:sz w:val="28"/>
+          <w:u w:val="single"/>
         </w:rPr>
         <w:tab/>
       </w:r>
       <w:r>
         <w:rPr>
-          <w:rFonts w:ascii="Times New Roman" w:hAnsi="Times New Roman" w:eastAsia="Times New Roman"/>
-          <w:b w:val="0"/>
           <w:color w:val="000000"/>
-          <w:sz w:val="28"/>
-        </w:rPr>
-        <w:t>ОТ-24-14</w:t>
-      </w:r>
-      <w:r>
-        <w:rPr>
-          <w:rFonts w:ascii="Times New Roman" w:hAnsi="Times New Roman" w:eastAsia="Times New Roman"/>
-          <w:b w:val="0"/>
-          <w:color w:val="000000"/>
-          <w:sz w:val="28"/>
         </w:rPr>
         <w:tab/>
       </w:r>
       <w:r>
         <w:rPr>
-          <w:rFonts w:ascii="Times New Roman" w:hAnsi="Times New Roman" w:eastAsia="Times New Roman"/>
-          <w:b w:val="0"/>
           <w:color w:val="000000"/>
-          <w:sz w:val="28"/>
+          <w:u w:val="single"/>
         </w:rPr>
         <w:tab/>
       </w:r>
       <w:r>
         <w:rPr>
-          <w:rFonts w:ascii="Times New Roman" w:hAnsi="Times New Roman" w:eastAsia="Times New Roman"/>
-          <w:b w:val="0"/>
           <w:color w:val="000000"/>
-          <w:sz w:val="28"/>
+          <w:u w:val="single"/>
+        </w:rPr>
+        <w:t>Иванов М.В.</w:t>
+      </w:r>
+      <w:r>
+        <w:rPr>
+          <w:color w:val="000000"/>
+          <w:u w:val="single"/>
+        </w:rPr>
+        <w:tab/>
+      </w:r>
+    </w:p>
+    <w:p>
+      <w:pPr>
+        <w:pBdr>
+          <w:top w:val="none" w:color="000000" w:sz="0" w:space="0"/>
+          <w:left w:val="none" w:color="000000" w:sz="0" w:space="0"/>
+          <w:bottom w:val="none" w:color="000000" w:sz="0" w:space="0"/>
+          <w:right w:val="none" w:color="000000" w:sz="0" w:space="0"/>
+        </w:pBdr>
+        <w:tabs>
+          <w:tab w:val="center" w:pos="3685"/>
+          <w:tab w:val="center" w:pos="5811"/>
+          <w:tab w:val="center" w:pos="8220"/>
+        </w:tabs>
+        <w:spacing w:before="0" w:beforeAutospacing="0" w:after="840" w:afterAutospacing="0" w:line="240" w:lineRule="auto"/>
+        <w:ind w:firstLine="0"/>
+      </w:pPr>
+      <w:r>
+        <w:rPr>
+          <w:color w:val="000000"/>
+          <w:sz w:val="16"/>
         </w:rPr>
         <w:tab/>
       </w:r>
       <w:r>
         <w:rPr>
-          <w:rFonts w:ascii="Times New Roman" w:hAnsi="Times New Roman" w:eastAsia="Times New Roman"/>
-          <w:b w:val="0"/>
           <w:color w:val="000000"/>
-          <w:sz w:val="28"/>
+          <w:vertAlign w:val="superscript"/>
+        </w:rPr>
+        <w:t>(шифр группы)</w:t>
+      </w:r>
+      <w:r>
+        <w:rPr>
+          <w:color w:val="000000"/>
+          <w:sz w:val="16"/>
         </w:rPr>
         <w:tab/>
       </w:r>
       <w:r>
         <w:rPr>
-          <w:rFonts w:ascii="Times New Roman" w:hAnsi="Times New Roman" w:eastAsia="Times New Roman"/>
-          <w:b w:val="0"/>
           <w:color w:val="000000"/>
-          <w:sz w:val="28"/>
+          <w:vertAlign w:val="superscript"/>
         </w:rPr>
-        <w:t>________________</w:t>
-      </w:r>
-    </w:p>
-    <w:p>
-      <w:pPr>
-        <w:spacing w:before="0" w:after="0" w:line="360" w:lineRule="auto"/>
-        <w:jc w:val="center"/>
-      </w:pPr>
-      <w:r>
-        <w:rPr>
-          <w:rFonts w:ascii="Times New Roman" w:hAnsi="Times New Roman" w:eastAsia="Times New Roman"/>
-          <w:b w:val="0"/>
-          <w:color w:val="000000"/>
-          <w:sz w:val="28"/>
-        </w:rPr>
-        <w:t>(шифр группы)</w:t>
+        <w:t>(подпись)</w:t>
       </w:r>
       <w:r>
         <w:rPr>
-          <w:rFonts w:ascii="Times New Roman" w:hAnsi="Times New Roman" w:eastAsia="Times New Roman"/>
-          <w:b w:val="0"/>
           <w:color w:val="000000"/>
-          <w:sz w:val="28"/>
+          <w:sz w:val="16"/>
         </w:rPr>
         <w:tab/>
       </w:r>
       <w:r>
         <w:rPr>
-          <w:rFonts w:ascii="Times New Roman" w:hAnsi="Times New Roman" w:eastAsia="Times New Roman"/>
-          <w:b w:val="0"/>
           <w:color w:val="000000"/>
-          <w:sz w:val="28"/>
+          <w:vertAlign w:val="superscript"/>
+        </w:rPr>
+        <w:t>(Ф.И.О)</w:t>
+      </w:r>
+    </w:p>
+    <w:p>
+      <w:pPr>
+        <w:tabs>
+          <w:tab w:val="left" w:pos="2835"/>
+        </w:tabs>
+        <w:ind w:firstLine="0"/>
+      </w:pPr>
+      <w:r>
+        <w:t>Оценка:</w:t>
+      </w:r>
+      <w:r>
+        <w:rPr>
+          <w:u w:val="single"/>
+        </w:rPr>
+        <w:tab/>
+      </w:r>
+    </w:p>
+    <w:p>
+      <w:pPr>
+        <w:tabs>
+          <w:tab w:val="left" w:pos="2835"/>
+        </w:tabs>
+        <w:spacing w:after="480"/>
+        <w:ind w:firstLine="0"/>
+        <w:rPr>
+          <w:u w:val="single"/>
+        </w:rPr>
+      </w:pPr>
+      <w:r>
+        <w:t>Дата:</w:t>
+      </w:r>
+      <w:r>
+        <w:rPr>
+          <w:u w:val="single"/>
+        </w:rPr>
+        <w:tab/>
+      </w:r>
+    </w:p>
+    <w:p>
+      <w:pPr>
+        <w:spacing w:after="0" w:afterAutospacing="0" w:line="240" w:lineRule="auto"/>
+        <w:ind w:firstLine="0"/>
+      </w:pPr>
+      <w:r>
+        <w:t>Проверил</w:t>
+      </w:r>
+    </w:p>
+    <w:p>
+      <w:pPr>
+        <w:tabs>
+          <w:tab w:val="right" w:pos="2835"/>
+          <w:tab w:val="center" w:pos="3686"/>
+          <w:tab w:val="right" w:pos="4536"/>
+          <w:tab w:val="right" w:pos="5245"/>
+          <w:tab w:val="right" w:pos="6237"/>
+          <w:tab w:val="left" w:pos="7088"/>
+          <w:tab w:val="center" w:pos="8222"/>
+          <w:tab w:val="right" w:pos="9356"/>
+        </w:tabs>
+        <w:spacing w:before="0" w:beforeAutospacing="0" w:after="0" w:afterAutospacing="0" w:line="240" w:lineRule="auto"/>
+        <w:ind w:firstLine="0"/>
+        <w:rPr>
+          <w:u w:val="single"/>
+        </w:rPr>
+      </w:pPr>
+      <w:r>
+        <w:t xml:space="preserve">руководитель работы: </w:t>
+      </w:r>
+      <w:r>
+        <w:tab/>
+      </w:r>
+      <w:r>
+        <w:rPr>
+          <w:u w:val="single"/>
         </w:rPr>
         <w:tab/>
       </w:r>
       <w:r>
         <w:rPr>
-          <w:rFonts w:ascii="Times New Roman" w:hAnsi="Times New Roman" w:eastAsia="Times New Roman"/>
-          <w:b w:val="0"/>
-          <w:color w:val="000000"/>
-          <w:sz w:val="28"/>
+          <w:u w:val="single"/>
+        </w:rPr>
+        <w:t>Доцент</w:t>
+      </w:r>
+      <w:r>
+        <w:rPr>
+          <w:u w:val="single"/>
+        </w:rPr>
+        <w:tab/>
+      </w:r>
+      <w:r>
+        <w:tab/>
+      </w:r>
+      <w:r>
+        <w:rPr>
+          <w:i/>
+          <w:u w:val="single"/>
+        </w:rPr>
+        <w:tab/>
+      </w:r>
+      <w:r>
+        <w:tab/>
+      </w:r>
+      <w:r>
+        <w:rPr>
+          <w:u w:val="single"/>
+        </w:rPr>
+        <w:tab/>
+      </w:r>
+      <w:r>
+        <w:rPr>
+          <w:u w:val="single"/>
+        </w:rPr>
+        <w:t>Косовцева Т.Р.</w:t>
+      </w:r>
+      <w:r>
+        <w:rPr>
+          <w:u w:val="single"/>
+        </w:rPr>
+        <w:tab/>
+      </w:r>
+    </w:p>
+    <w:p>
+      <w:pPr>
+        <w:tabs>
+          <w:tab w:val="center" w:pos="3686"/>
+          <w:tab w:val="center" w:pos="5812"/>
+          <w:tab w:val="center" w:pos="8222"/>
+        </w:tabs>
+        <w:spacing w:before="0" w:beforeAutospacing="0" w:line="240" w:lineRule="auto"/>
+        <w:ind w:firstLine="0"/>
+        <w:rPr>
+          <w:vertAlign w:val="superscript"/>
+        </w:rPr>
+      </w:pPr>
+      <w:r>
+        <w:rPr>
+          <w:vertAlign w:val="superscript"/>
+        </w:rPr>
+        <w:tab/>
+      </w:r>
+      <w:r>
+        <w:rPr>
+          <w:vertAlign w:val="superscript"/>
+        </w:rPr>
+        <w:t>(должность)</w:t>
+      </w:r>
+      <w:r>
+        <w:rPr>
+          <w:vertAlign w:val="superscript"/>
+        </w:rPr>
+        <w:tab/>
+      </w:r>
+      <w:r>
+        <w:rPr>
+          <w:vertAlign w:val="superscript"/>
         </w:rPr>
         <w:t>(подпись)</w:t>
       </w:r>
       <w:r>
         <w:rPr>
-          <w:rFonts w:ascii="Times New Roman" w:hAnsi="Times New Roman" w:eastAsia="Times New Roman"/>
-          <w:b w:val="0"/>
-          <w:color w:val="000000"/>
-          <w:sz w:val="28"/>
+          <w:vertAlign w:val="superscript"/>
         </w:rPr>
         <w:tab/>
       </w:r>
       <w:r>
         <w:rPr>
-          <w:rFonts w:ascii="Times New Roman" w:hAnsi="Times New Roman" w:eastAsia="Times New Roman"/>
-          <w:b w:val="0"/>
-          <w:color w:val="000000"/>
-          <w:sz w:val="28"/>
-        </w:rPr>
-        <w:tab/>
-      </w:r>
-      <w:r>
-        <w:rPr>
-          <w:rFonts w:ascii="Times New Roman" w:hAnsi="Times New Roman" w:eastAsia="Times New Roman"/>
-          <w:b w:val="0"/>
-          <w:color w:val="000000"/>
-          <w:sz w:val="28"/>
-        </w:rPr>
-        <w:t>(Ф.И.О)</w:t>
-      </w:r>
-    </w:p>
-    <w:p>
-      <w:pPr>
-        <w:spacing w:before="0" w:after="0" w:line="360" w:lineRule="auto"/>
-        <w:jc w:val="left"/>
-      </w:pPr>
-      <w:r>
-        <w:rPr>
-          <w:rFonts w:ascii="Times New Roman" w:hAnsi="Times New Roman" w:eastAsia="Times New Roman"/>
-          <w:b w:val="0"/>
-          <w:color w:val="000000"/>
-          <w:sz w:val="28"/>
-        </w:rPr>
-        <w:t>Оценка: ____________________</w:t>
-      </w:r>
-    </w:p>
-    <w:p>
-      <w:pPr>
-        <w:spacing w:before="0" w:after="0" w:line="360" w:lineRule="auto"/>
-        <w:jc w:val="left"/>
-      </w:pPr>
-      <w:r>
-        <w:rPr>
-          <w:rFonts w:ascii="Times New Roman" w:hAnsi="Times New Roman" w:eastAsia="Times New Roman"/>
-          <w:b w:val="0"/>
-          <w:color w:val="000000"/>
-          <w:sz w:val="28"/>
-        </w:rPr>
-        <w:t>Дата: ______________________</w:t>
-      </w:r>
-    </w:p>
-    <w:p>
-      <w:pPr>
-        <w:spacing w:before="0" w:after="0" w:line="360" w:lineRule="auto"/>
-        <w:jc w:val="left"/>
-      </w:pPr>
-      <w:r>
-        <w:rPr>
-          <w:rFonts w:ascii="Times New Roman" w:hAnsi="Times New Roman" w:eastAsia="Times New Roman"/>
-          <w:b w:val="0"/>
-          <w:color w:val="000000"/>
-          <w:sz w:val="28"/>
-        </w:rPr>
-        <w:t>Проверил</w:t>
-      </w:r>
-    </w:p>
-    <w:p>
-      <w:pPr>
-        <w:spacing w:before="0" w:after="0" w:line="360" w:lineRule="auto"/>
-        <w:jc w:val="left"/>
-      </w:pPr>
-      <w:r>
-        <w:rPr>
-          <w:rFonts w:ascii="Times New Roman" w:hAnsi="Times New Roman" w:eastAsia="Times New Roman"/>
-          <w:b w:val="0"/>
-          <w:color w:val="000000"/>
-          <w:sz w:val="28"/>
-        </w:rPr>
-        <w:t>руководитель работы:</w:t>
-      </w:r>
-      <w:r>
-        <w:rPr>
-          <w:rFonts w:ascii="Times New Roman" w:hAnsi="Times New Roman" w:eastAsia="Times New Roman"/>
-          <w:b w:val="0"/>
-          <w:color w:val="000000"/>
-          <w:sz w:val="28"/>
-        </w:rPr>
-        <w:tab/>
-      </w:r>
-      <w:r>
-        <w:rPr>
-          <w:rFonts w:ascii="Times New Roman" w:hAnsi="Times New Roman" w:eastAsia="Times New Roman"/>
-          <w:b w:val="0"/>
-          <w:color w:val="000000"/>
-          <w:sz w:val="28"/>
-        </w:rPr>
-        <w:tab/>
-      </w:r>
-      <w:r>
-        <w:rPr>
-          <w:rFonts w:ascii="Times New Roman" w:hAnsi="Times New Roman" w:eastAsia="Times New Roman"/>
-          <w:b w:val="0"/>
-          <w:color w:val="000000"/>
-          <w:sz w:val="28"/>
-        </w:rPr>
-        <w:t>Доцент</w:t>
-      </w:r>
-      <w:r>
-        <w:rPr>
-          <w:rFonts w:ascii="Times New Roman" w:hAnsi="Times New Roman" w:eastAsia="Times New Roman"/>
-          <w:b w:val="0"/>
-          <w:color w:val="000000"/>
-          <w:sz w:val="28"/>
-        </w:rPr>
-        <w:tab/>
-      </w:r>
-      <w:r>
-        <w:rPr>
-          <w:rFonts w:ascii="Times New Roman" w:hAnsi="Times New Roman" w:eastAsia="Times New Roman"/>
-          <w:b w:val="0"/>
-          <w:color w:val="000000"/>
-          <w:sz w:val="28"/>
-        </w:rPr>
-        <w:tab/>
-      </w:r>
-      <w:r>
-        <w:rPr>
-          <w:rFonts w:ascii="Times New Roman" w:hAnsi="Times New Roman" w:eastAsia="Times New Roman"/>
-          <w:b w:val="0"/>
-          <w:color w:val="000000"/>
-          <w:sz w:val="28"/>
-        </w:rPr>
-        <w:tab/>
-      </w:r>
-      <w:r>
-        <w:rPr>
-          <w:rFonts w:ascii="Times New Roman" w:hAnsi="Times New Roman" w:eastAsia="Times New Roman"/>
-          <w:b w:val="0"/>
-          <w:color w:val="000000"/>
-          <w:sz w:val="28"/>
-        </w:rPr>
-        <w:tab/>
-      </w:r>
-      <w:r>
-        <w:rPr>
-          <w:rFonts w:ascii="Times New Roman" w:hAnsi="Times New Roman" w:eastAsia="Times New Roman"/>
-          <w:b w:val="0"/>
-          <w:color w:val="000000"/>
-          <w:sz w:val="28"/>
-        </w:rPr>
-        <w:t>Косовцева Т.Р.</w:t>
-      </w:r>
-    </w:p>
-    <w:p>
-      <w:pPr>
-        <w:spacing w:before="0" w:after="0" w:line="360" w:lineRule="auto"/>
-        <w:jc w:val="center"/>
-      </w:pPr>
-      <w:r>
-        <w:rPr>
-          <w:rFonts w:ascii="Times New Roman" w:hAnsi="Times New Roman" w:eastAsia="Times New Roman"/>
-          <w:b w:val="0"/>
-          <w:color w:val="000000"/>
-          <w:sz w:val="28"/>
-        </w:rPr>
-        <w:t>(должность)</w:t>
-      </w:r>
-      <w:r>
-        <w:rPr>
-          <w:rFonts w:ascii="Times New Roman" w:hAnsi="Times New Roman" w:eastAsia="Times New Roman"/>
-          <w:b w:val="0"/>
-          <w:color w:val="000000"/>
-          <w:sz w:val="28"/>
-        </w:rPr>
-        <w:tab/>
-      </w:r>
-      <w:r>
-        <w:rPr>
-          <w:rFonts w:ascii="Times New Roman" w:hAnsi="Times New Roman" w:eastAsia="Times New Roman"/>
-          <w:b w:val="0"/>
-          <w:color w:val="000000"/>
-          <w:sz w:val="28"/>
-        </w:rPr>
-        <w:tab/>
-      </w:r>
-      <w:r>
-        <w:rPr>
-          <w:rFonts w:ascii="Times New Roman" w:hAnsi="Times New Roman" w:eastAsia="Times New Roman"/>
-          <w:b w:val="0"/>
-          <w:color w:val="000000"/>
-          <w:sz w:val="28"/>
-        </w:rPr>
-        <w:t>(подпись)</w:t>
-      </w:r>
-      <w:r>
-        <w:rPr>
-          <w:rFonts w:ascii="Times New Roman" w:hAnsi="Times New Roman" w:eastAsia="Times New Roman"/>
-          <w:b w:val="0"/>
-          <w:color w:val="000000"/>
-          <w:sz w:val="28"/>
-        </w:rPr>
-        <w:tab/>
-      </w:r>
-      <w:r>
-        <w:rPr>
-          <w:rFonts w:ascii="Times New Roman" w:hAnsi="Times New Roman" w:eastAsia="Times New Roman"/>
-          <w:b w:val="0"/>
-          <w:color w:val="000000"/>
-          <w:sz w:val="28"/>
-        </w:rPr>
-        <w:tab/>
-      </w:r>
-      <w:r>
-        <w:rPr>
-          <w:rFonts w:ascii="Times New Roman" w:hAnsi="Times New Roman" w:eastAsia="Times New Roman"/>
-          <w:b w:val="0"/>
-          <w:color w:val="000000"/>
-          <w:sz w:val="28"/>
+          <w:vertAlign w:val="superscript"/>
         </w:rPr>
         <w:t>(Ф.И.О.)</w:t>
       </w:r>
     </w:p>
     <w:p>
       <w:pPr>
-        <w:spacing w:before="0" w:after="0" w:line="360" w:lineRule="auto"/>
+        <w:tabs>
+          <w:tab w:val="center" w:pos="3686"/>
+          <w:tab w:val="center" w:pos="5812"/>
+          <w:tab w:val="center" w:pos="8222"/>
+        </w:tabs>
+        <w:spacing w:before="0" w:beforeAutospacing="0" w:line="240" w:lineRule="auto"/>
+        <w:ind w:firstLine="0"/>
+        <w:rPr>
+          <w:vertAlign w:val="superscript"/>
+        </w:rPr>
+      </w:pPr>
+    </w:p>
+    <w:p>
+      <w:pPr>
+        <w:tabs>
+          <w:tab w:val="center" w:pos="3686"/>
+          <w:tab w:val="center" w:pos="5812"/>
+          <w:tab w:val="center" w:pos="8222"/>
+        </w:tabs>
+        <w:spacing w:before="0" w:beforeAutospacing="0" w:line="240" w:lineRule="auto"/>
+        <w:ind w:firstLine="0"/>
+        <w:rPr>
+          <w:vertAlign w:val="superscript"/>
+        </w:rPr>
+      </w:pPr>
+    </w:p>
+    <w:p>
+      <w:pPr>
+        <w:tabs>
+          <w:tab w:val="center" w:pos="3686"/>
+          <w:tab w:val="center" w:pos="5812"/>
+          <w:tab w:val="center" w:pos="8222"/>
+        </w:tabs>
+        <w:spacing w:before="0" w:beforeAutospacing="0" w:line="240" w:lineRule="auto"/>
+        <w:ind w:firstLine="0"/>
+        <w:rPr>
+          <w:vertAlign w:val="superscript"/>
+        </w:rPr>
+      </w:pPr>
+    </w:p>
+    <w:p>
+      <w:pPr>
+        <w:tabs>
+          <w:tab w:val="center" w:pos="3686"/>
+          <w:tab w:val="center" w:pos="5812"/>
+          <w:tab w:val="center" w:pos="8222"/>
+        </w:tabs>
+        <w:spacing w:before="0" w:beforeAutospacing="0" w:line="240" w:lineRule="auto"/>
+        <w:ind w:firstLine="0"/>
+        <w:rPr>
+          <w:vertAlign w:val="superscript"/>
+        </w:rPr>
+      </w:pPr>
+    </w:p>
+    <w:p>
+      <w:pPr>
+        <w:tabs>
+          <w:tab w:val="center" w:pos="3686"/>
+          <w:tab w:val="center" w:pos="5812"/>
+          <w:tab w:val="center" w:pos="8222"/>
+        </w:tabs>
+        <w:spacing w:before="0" w:beforeAutospacing="0" w:line="240" w:lineRule="auto"/>
+        <w:ind w:firstLine="0"/>
         <w:jc w:val="center"/>
         <w:rPr>
-          <w:rFonts w:ascii="Times New Roman" w:hAnsi="Times New Roman" w:eastAsia="Times New Roman"/>
-          <w:b w:val="0"/>
-          <w:color w:val="000000"/>
-          <w:sz w:val="28"/>
+          <w:lang w:eastAsia="ru-RU"/>
         </w:rPr>
-      </w:pPr>
-    </w:p>
-    <w:p>
-      <w:pPr>
-        <w:spacing w:before="0" w:after="0" w:line="360" w:lineRule="auto"/>
-        <w:jc w:val="center"/>
-        <w:rPr>
-          <w:rFonts w:ascii="Times New Roman" w:hAnsi="Times New Roman" w:eastAsia="Times New Roman"/>
-          <w:b w:val="0"/>
-          <w:color w:val="000000"/>
-          <w:sz w:val="28"/>
-        </w:rPr>
-      </w:pPr>
-    </w:p>
-    <w:p>
-      <w:pPr>
-        <w:spacing w:before="0" w:after="0" w:line="360" w:lineRule="auto"/>
-        <w:jc w:val="center"/>
-        <w:rPr>
-          <w:rFonts w:ascii="Times New Roman" w:hAnsi="Times New Roman" w:eastAsia="Times New Roman"/>
-          <w:b w:val="0"/>
-          <w:color w:val="000000"/>
-          <w:sz w:val="28"/>
-        </w:rPr>
-      </w:pPr>
-    </w:p>
-    <w:p>
-      <w:pPr>
-        <w:spacing w:before="0" w:after="0" w:line="360" w:lineRule="auto"/>
-        <w:jc w:val="center"/>
-        <w:rPr>
-          <w:rFonts w:ascii="Times New Roman" w:hAnsi="Times New Roman" w:eastAsia="Times New Roman"/>
-          <w:b w:val="0"/>
-          <w:color w:val="000000"/>
-          <w:sz w:val="28"/>
-        </w:rPr>
-      </w:pPr>
-    </w:p>
-    <w:p>
-      <w:pPr>
-        <w:spacing w:before="0" w:after="0" w:line="360" w:lineRule="auto"/>
-        <w:jc w:val="center"/>
-        <w:rPr>
-          <w:rFonts w:ascii="Times New Roman" w:hAnsi="Times New Roman" w:eastAsia="Times New Roman"/>
-          <w:b w:val="0"/>
-          <w:color w:val="000000"/>
-          <w:sz w:val="28"/>
-        </w:rPr>
-      </w:pPr>
-    </w:p>
-    <w:p>
-      <w:pPr>
-        <w:spacing w:before="0" w:after="0" w:line="360" w:lineRule="auto"/>
-        <w:jc w:val="center"/>
-        <w:rPr>
-          <w:rFonts w:ascii="Times New Roman" w:hAnsi="Times New Roman" w:eastAsia="Times New Roman"/>
-          <w:b w:val="0"/>
-          <w:color w:val="000000"/>
-          <w:sz w:val="28"/>
-        </w:rPr>
-      </w:pPr>
-    </w:p>
-    <w:p>
-      <w:pPr>
-        <w:spacing w:before="0" w:after="0" w:line="360" w:lineRule="auto"/>
-        <w:jc w:val="center"/>
       </w:pPr>
       <w:r>
         <w:rPr>
-          <w:rFonts w:ascii="Times New Roman" w:hAnsi="Times New Roman" w:eastAsia="Times New Roman"/>
-          <w:b w:val="0"/>
-          <w:color w:val="000000"/>
-          <w:sz w:val="28"/>
+          <w:lang w:eastAsia="ru-RU"/>
         </w:rPr>
         <w:t>Санкт-Петербург</w:t>
       </w:r>
     </w:p>
     <w:p>
       <w:pPr>
-        <w:spacing w:before="0" w:after="0" w:line="360" w:lineRule="auto"/>
+        <w:tabs>
+          <w:tab w:val="center" w:pos="3686"/>
+          <w:tab w:val="center" w:pos="5812"/>
+          <w:tab w:val="center" w:pos="8222"/>
+        </w:tabs>
+        <w:spacing w:before="0" w:beforeAutospacing="0" w:line="240" w:lineRule="auto"/>
+        <w:ind w:firstLine="0"/>
         <w:jc w:val="center"/>
+        <w:rPr>
+          <w:rFonts w:hint="default"/>
+          <w:lang w:val="en-US" w:eastAsia="ru-RU"/>
+        </w:rPr>
       </w:pPr>
       <w:r>
         <w:rPr>
-          <w:rFonts w:ascii="Times New Roman" w:hAnsi="Times New Roman" w:eastAsia="Times New Roman"/>
-          <w:b w:val="0"/>
-          <w:color w:val="000000"/>
-          <w:sz w:val="28"/>
+          <w:rFonts w:hint="default"/>
+          <w:lang w:val="en-US" w:eastAsia="ru-RU"/>
         </w:rPr>
         <w:t>2026</w:t>
       </w:r>
@@ -1900,7 +1933,7 @@
                     </pic:cNvPicPr>
                   </pic:nvPicPr>
                   <pic:blipFill>
-                    <a:blip r:embed="rId7"/>
+                    <a:blip r:embed="rId8"/>
                     <a:stretch>
                       <a:fillRect/>
                     </a:stretch>
@@ -1960,7 +1993,7 @@
                     </pic:cNvPicPr>
                   </pic:nvPicPr>
                   <pic:blipFill>
-                    <a:blip r:embed="rId8"/>
+                    <a:blip r:embed="rId9"/>
                     <a:stretch>
                       <a:fillRect/>
                     </a:stretch>
@@ -2051,7 +2084,7 @@
                     </pic:cNvPicPr>
                   </pic:nvPicPr>
                   <pic:blipFill>
-                    <a:blip r:embed="rId9"/>
+                    <a:blip r:embed="rId10"/>
                     <a:stretch>
                       <a:fillRect/>
                     </a:stretch>
@@ -2111,7 +2144,7 @@
                     </pic:cNvPicPr>
                   </pic:nvPicPr>
                   <pic:blipFill>
-                    <a:blip r:embed="rId10"/>
+                    <a:blip r:embed="rId11"/>
                     <a:stretch>
                       <a:fillRect/>
                     </a:stretch>
@@ -2785,7 +2818,7 @@
                     </pic:cNvPicPr>
                   </pic:nvPicPr>
                   <pic:blipFill>
-                    <a:blip r:embed="rId11"/>
+                    <a:blip r:embed="rId12"/>
                     <a:stretch>
                       <a:fillRect/>
                     </a:stretch>
@@ -2886,8 +2919,6 @@
         <w:spacing w:before="0" w:after="0" w:line="360" w:lineRule="auto"/>
         <w:jc w:val="center"/>
       </w:pPr>
-      <w:bookmarkStart w:id="0" w:name="_GoBack"/>
-      <w:bookmarkEnd w:id="0"/>
       <w:r>
         <w:rPr>
           <w:rFonts w:ascii="Times New Roman" w:hAnsi="Times New Roman" w:eastAsia="Times New Roman"/>
@@ -16197,6 +16228,11 @@
       <w:outlineLvl w:val="9"/>
     </w:pPr>
   </w:style>
+  <w:style w:type="character" w:customStyle="1" w:styleId="164">
+    <w:name w:val="normaltextrun"/>
+    <w:basedOn w:val="11"/>
+    <w:uiPriority w:val="0"/>
+  </w:style>
 </w:styles>
 </file>
 
